--- a/memoire-ngoma/livrables/Liste_de_controle_avant_depot.docx
+++ b/memoire-ngoma/livrables/Liste_de_controle_avant_depot.docx
@@ -245,7 +245,7 @@
           <w:sz w:val="22"/>
           <w:szCs w:val="22"/>
         </w:rPr>
-        <w:t xml:space="preserve">Limite de 70 pages : le mémoire en compte 69, de la page de garde à l'abstract, annexes comprises, mesurées avec l'interligne 1,5 réel. Pour y tenir, 30 paragraphes des chapitres 1 à 4 du protocole ne sont pas repris (liste CONDENSATION dans faire-memoire.mjs), les méthodes telles que conduites (§ 4.2.5 à 4.2.7) sont résumées et le tableau de cohérence (annexe 8 du protocole) n'est pas reproduit : à valider avec la direction de mémoire.</w:t>
+        <w:t xml:space="preserve">Limite de 70 pages : le mémoire en compte 70, de la page de garde à l'abstract, annexes comprises, mesurées avec l'interligne 1,5 réel. Pour y tenir, 31 paragraphes des chapitres 1 à 4 du protocole ne sont pas repris (liste CONDENSATION dans faire-memoire.mjs), les méthodes telles que conduites (§ 4.2.5 à 4.2.7) sont résumées et le tableau de cohérence (annexe 8 du protocole) n'est pas reproduit : à valider avec la direction de mémoire.</w:t>
       </w:r>
     </w:p>
     <w:p>
@@ -313,7 +313,7 @@
           <w:sz w:val="22"/>
           <w:szCs w:val="22"/>
         </w:rPr>
-        <w:t xml:space="preserve">Références 72 à 91, ajoutées pendant la rédaction : les articles indexés ont été vérifiés dans PubMed le 2 octobre 2026 (auteurs, revue, volume, pages, DOI) ; restent à vérifier sur pièce les ouvrages et rapports (Lipsky, Marmot, directives du RBC de 2021) et le rapport final de l'EDS 2025, dont les chiffres ont été relevés par l'API du programme DHS. Une affirmation antérieure attribuée à Rurangirwa et al. (2018), absente de l'article, a été retirée.</w:t>
+        <w:t xml:space="preserve">Références 72 à 92, ajoutées pendant la rédaction : les articles indexés ont été vérifiés dans PubMed le 2 octobre 2026 (auteurs, revue, volume, pages, DOI) ; restent à vérifier sur pièce les ouvrages et rapports (Lipsky, Marmot, directives du RBC de 2021) et le rapport final de l'EDS 2025, dont les chiffres ont été relevés par l'API du programme DHS. Une affirmation antérieure attribuée à Rurangirwa et al. (2018), absente de l'article, a été retirée.</w:t>
       </w:r>
     </w:p>
     <w:p>

--- a/memoire-ngoma/livrables/Liste_de_controle_avant_depot.docx
+++ b/memoire-ngoma/livrables/Liste_de_controle_avant_depot.docx
@@ -160,7 +160,7 @@
           <w:sz w:val="22"/>
           <w:szCs w:val="22"/>
         </w:rPr>
-        <w:t xml:space="preserve">Figure 2 (carte du district de Ngoma) : la source n'est pas indiquée dans le protocole ; l'ajouter sous la figure.</w:t>
+        <w:t xml:space="preserve">Figure 2 : carte administrative officielle du profil du district de Ngoma (NISR, recensement 2022, page xi, figure 1.1), citée en source et en bibliographie ; l'image (figures/carte_ngoma_nisr.jpg) reste hors du dépôt, comme les autres figures.</w:t>
       </w:r>
     </w:p>
     <w:p>

--- a/memoire-ngoma/livrables/Liste_de_controle_avant_depot.docx
+++ b/memoire-ngoma/livrables/Liste_de_controle_avant_depot.docx
@@ -228,24 +228,24 @@
           <w:sz w:val="22"/>
           <w:szCs w:val="22"/>
         </w:rPr>
-        <w:t xml:space="preserve">Mise en forme appliquée (Times New Roman 14, interligne 1,5, marges de 2,5 cm et 3 cm à gauche ; annexes, listes et références en 12 pt à interligne simple) : à confronter au document des règles de rédaction de l'ENATSE.</w:t>
-      </w:r>
-    </w:p>
-    <w:p>
-      <w:pPr>
-        <w:pStyle w:val="ListParagraph"/>
-        <w:numPr>
-          <w:ilvl w:val="0"/>
-          <w:numId w:val="1"/>
-        </w:numPr>
-        <w:spacing w:after="80"/>
-      </w:pPr>
-      <w:r>
-        <w:rPr>
-          <w:sz w:val="22"/>
-          <w:szCs w:val="22"/>
-        </w:rPr>
-        <w:t xml:space="preserve">Limite de 70 pages : le mémoire en compte 70, de la page de garde à l'abstract, annexes comprises, mesurées avec l'interligne 1,5 réel. Pour y tenir, 31 paragraphes des chapitres 1 à 4 du protocole ne sont pas repris (liste CONDENSATION dans faire-memoire.mjs), les méthodes telles que conduites (§ 4.2.5 à 4.2.7) sont résumées et le tableau de cohérence (annexe 8 du protocole) n'est pas reproduit : à valider avec la direction de mémoire.</w:t>
+        <w:t xml:space="preserve">Mise en forme appliquée à tout le document (Times New Roman 14, interligne 1,5, marges de 2,5 cm et 3 cm à gauche), pages liminaires, listes des tableaux et des figures (chacune sur sa page), références et annexes comprises ; seuls le contenu des tableaux (11 pt, interligne simple), les mentions de source (11 pt) et les citations longues en retrait (12 pt, interligne simple) font exception : à confronter au document des règles de rédaction de l'ENATSE.</w:t>
+      </w:r>
+    </w:p>
+    <w:p>
+      <w:pPr>
+        <w:pStyle w:val="ListParagraph"/>
+        <w:numPr>
+          <w:ilvl w:val="0"/>
+          <w:numId w:val="1"/>
+        </w:numPr>
+        <w:spacing w:after="80"/>
+      </w:pPr>
+      <w:r>
+        <w:rPr>
+          <w:sz w:val="22"/>
+          <w:szCs w:val="22"/>
+        </w:rPr>
+        <w:t xml:space="preserve">Limite de 70 pages : le corps du mémoire (de l'introduction à la conclusion) compte 45 pages ; le document entier, de la page de garde à l'abstract, en compte 85 depuis que les références et les annexes sont en 14 pt à interligne 1,5. Vérifier si la limite de l'ENATSE porte sur le corps du texte ou sur le document entier. Pour tenir le corps court, 31 paragraphes des chapitres 1 à 4 du protocole ne sont pas repris (liste CONDENSATION dans faire-memoire.mjs), les méthodes telles que conduites (§ 4.2.5 à 4.2.7) sont résumées et le tableau de cohérence (annexe 8 du protocole) n'est pas reproduit : à valider avec la direction de mémoire.</w:t>
       </w:r>
     </w:p>
     <w:p>
@@ -848,12 +848,13 @@
     <w:next w:val="Compact"/>
     <w:qFormat/>
     <w:pPr>
-      <w:spacing w:after="80" w:line="240" w:lineRule="auto"/>
+      <w:spacing w:after="80" w:line="360" w:lineRule="auto"/>
+      <w:jc w:val="left"/>
     </w:pPr>
     <w:rPr>
       <w:rFonts w:ascii="Times New Roman" w:cs="Times New Roman" w:eastAsia="Times New Roman" w:hAnsi="Times New Roman"/>
-      <w:sz w:val="22"/>
-      <w:szCs w:val="22"/>
+      <w:sz w:val="28"/>
+      <w:szCs w:val="28"/>
     </w:rPr>
   </w:style>
   <w:style w:type="paragraph" w:styleId="CompactTitre">
@@ -877,14 +878,14 @@
     <w:next w:val="Bibliographie"/>
     <w:qFormat/>
     <w:pPr>
-      <w:spacing w:after="20" w:line="240" w:lineRule="auto"/>
+      <w:spacing w:after="60" w:line="360" w:lineRule="auto"/>
       <w:ind w:left="567" w:hanging="567"/>
       <w:jc w:val="left"/>
     </w:pPr>
     <w:rPr>
       <w:rFonts w:ascii="Times New Roman" w:cs="Times New Roman" w:eastAsia="Times New Roman" w:hAnsi="Times New Roman"/>
-      <w:sz w:val="24"/>
-      <w:szCs w:val="24"/>
+      <w:sz w:val="28"/>
+      <w:szCs w:val="28"/>
     </w:rPr>
   </w:style>
   <w:style w:type="paragraph" w:styleId="TOC1">
@@ -892,14 +893,14 @@
     <w:basedOn w:val="Normal"/>
     <w:next w:val="Normal"/>
     <w:pPr>
-      <w:spacing w:after="0" w:line="240" w:lineRule="auto"/>
+      <w:spacing w:after="0" w:line="360" w:lineRule="auto"/>
       <w:ind w:left="0"/>
       <w:jc w:val="left"/>
     </w:pPr>
     <w:rPr>
       <w:rFonts w:ascii="Times New Roman" w:cs="Times New Roman" w:eastAsia="Times New Roman" w:hAnsi="Times New Roman"/>
-      <w:sz w:val="24"/>
-      <w:szCs w:val="24"/>
+      <w:sz w:val="28"/>
+      <w:szCs w:val="28"/>
     </w:rPr>
   </w:style>
   <w:style w:type="paragraph" w:styleId="TOC2">
@@ -907,14 +908,14 @@
     <w:basedOn w:val="Normal"/>
     <w:next w:val="Normal"/>
     <w:pPr>
-      <w:spacing w:after="0" w:line="240" w:lineRule="auto"/>
+      <w:spacing w:after="0" w:line="360" w:lineRule="auto"/>
       <w:ind w:left="240"/>
       <w:jc w:val="left"/>
     </w:pPr>
     <w:rPr>
       <w:rFonts w:ascii="Times New Roman" w:cs="Times New Roman" w:eastAsia="Times New Roman" w:hAnsi="Times New Roman"/>
-      <w:sz w:val="24"/>
-      <w:szCs w:val="24"/>
+      <w:sz w:val="28"/>
+      <w:szCs w:val="28"/>
     </w:rPr>
   </w:style>
   <w:style w:type="paragraph" w:styleId="TOC3">
@@ -922,14 +923,14 @@
     <w:basedOn w:val="Normal"/>
     <w:next w:val="Normal"/>
     <w:pPr>
-      <w:spacing w:after="0" w:line="240" w:lineRule="auto"/>
+      <w:spacing w:after="0" w:line="360" w:lineRule="auto"/>
       <w:ind w:left="480"/>
       <w:jc w:val="left"/>
     </w:pPr>
     <w:rPr>
       <w:rFonts w:ascii="Times New Roman" w:cs="Times New Roman" w:eastAsia="Times New Roman" w:hAnsi="Times New Roman"/>
-      <w:sz w:val="24"/>
-      <w:szCs w:val="24"/>
+      <w:sz w:val="28"/>
+      <w:szCs w:val="28"/>
     </w:rPr>
   </w:style>
 </w:styles>

--- a/memoire-ngoma/livrables/Liste_de_controle_avant_depot.docx
+++ b/memoire-ngoma/livrables/Liste_de_controle_avant_depot.docx
@@ -211,7 +211,24 @@
           <w:sz w:val="22"/>
           <w:szCs w:val="22"/>
         </w:rPr>
-        <w:t xml:space="preserve">Glycémie à la première CPN pour toutes : appuyée sur Schmidt et al. (2021, texte intégral : le diabète fait partie des affections recherchées chez toutes à la première CPN et cochées au registre de maternité) ; absence de dépistage à 24-28 semaines : appuyée sur le protocole de 2012 cité par Meharry (2019). Confirmer dans les directives nationales de CPN (RBC, 2021) le contenu exact du bilan de la première CPN avant de l'écrire comme un fait dans le mémoire réel.</w:t>
+        <w:t xml:space="preserve">Glycémie capillaire faite à toutes les femmes à la première CPN, au glucomètre de la CPN, dans tous les centres, sauf les jours de rupture de bandelettes, de panne ou d'absence d'un prestataire formé : réalité de terrain rapportée par l'auteur, intégrée aux données d'entraînement. Aucune source publiée consultée ne la décrit : Schmidt et al. (2021) indiquent seulement que le diabète figure parmi les affections recherchées chez toutes à la première CPN au registre de maternité ; Meharry et al. (2019) écrivent que le dépistage du diabète gestationnel n'est pas systématique ; les directives nationales de CPN (RBC, 2021), selon les résumés consultés, décrivent un dépistage par bandelette urinaire orienté par les facteurs de risque. La phrase de la discussion qui le dit (§ 6.2.1) est à vérifier sur le texte des directives, et la pratique à documenter par l'observation réelle (rubrique B bis) ; chercher une note ou circulaire du RBC qui l'aurait instaurée.</w:t>
+      </w:r>
+    </w:p>
+    <w:p>
+      <w:pPr>
+        <w:pStyle w:val="ListParagraph"/>
+        <w:numPr>
+          <w:ilvl w:val="0"/>
+          <w:numId w:val="1"/>
+        </w:numPr>
+        <w:spacing w:after="80"/>
+      </w:pPr>
+      <w:r>
+        <w:rPr>
+          <w:sz w:val="22"/>
+          <w:szCs w:val="22"/>
+        </w:rPr>
+        <w:t xml:space="preserve">Autosurveillance à domicile (tensiomètre ou glucomètre achetés par des femmes de ménages aisés après le diagnostic) : réalité de terrain rapportée par l'auteur, intégrée aux entretiens (code G15) ; aucune source rwandaise trouvée ; la discussion s'appuie sur deux sources non rwandaises vérifiées dans PubMed (Munyungula et Shakwane, 2021, Afrique du Sud : le coût du tensiomètre freine l'autosurveillance des femmes pauvres ; Klatman et al., 2019 : glucomètres et bandelettes chers et rares dans les pays à ressources limitées). Ajouter une relance après Q13 du guide d'entretien pour la documenter.</w:t>
       </w:r>
     </w:p>
     <w:p>
@@ -245,7 +262,7 @@
           <w:sz w:val="22"/>
           <w:szCs w:val="22"/>
         </w:rPr>
-        <w:t xml:space="preserve">Limite de 70 pages : le corps du mémoire (de l'introduction à la conclusion) compte 45 pages ; le document entier, de la page de garde à l'abstract, en compte 85 depuis que les références et les annexes sont en 14 pt à interligne 1,5. Vérifier si la limite de l'ENATSE porte sur le corps du texte ou sur le document entier. Pour tenir le corps court, 31 paragraphes des chapitres 1 à 4 du protocole ne sont pas repris (liste CONDENSATION dans faire-memoire.mjs), les méthodes telles que conduites (§ 4.2.5 à 4.2.7) sont résumées et le tableau de cohérence (annexe 8 du protocole) n'est pas reproduit : à valider avec la direction de mémoire.</w:t>
+        <w:t xml:space="preserve">Limite de 70 pages : le corps du mémoire (de l’introduction à la conclusion) compte 48 pages ; le document entier, de la page de garde à l’abstract, en compte 89 depuis que les références et les annexes sont en 14 pt à interligne 1,5. Vérifier si la limite de l'ENATSE porte sur le corps du texte ou sur le document entier. Pour tenir le corps court, 31 paragraphes des chapitres 1 à 4 du protocole ne sont pas repris (liste CONDENSATION dans faire-memoire.mjs), les méthodes telles que conduites (§ 4.2.5 à 4.2.7) sont résumées et le tableau de cohérence (annexe 8 du protocole) n'est pas reproduit : à valider avec la direction de mémoire.</w:t>
       </w:r>
     </w:p>
     <w:p>
@@ -279,6 +296,23 @@
           <w:sz w:val="22"/>
           <w:szCs w:val="22"/>
         </w:rPr>
+        <w:t xml:space="preserve">Rubrique « Glycémie de la première CPN » (B bis : faite ou non, motif, rattrapage) ajoutée à la grille d'observation (annexe 2) : écart au protocole à faire valider.</w:t>
+      </w:r>
+    </w:p>
+    <w:p>
+      <w:pPr>
+        <w:pStyle w:val="ListParagraph"/>
+        <w:numPr>
+          <w:ilvl w:val="0"/>
+          <w:numId w:val="1"/>
+        </w:numPr>
+        <w:spacing w:after="80"/>
+      </w:pPr>
+      <w:r>
+        <w:rPr>
+          <w:sz w:val="22"/>
+          <w:szCs w:val="22"/>
+        </w:rPr>
         <w:t xml:space="preserve">Rubrique « Séance d'éducation collective » ajoutée à la grille d'observation (annexe 2) : écart au protocole à faire valider ; la fréquence de deux à trois séances par semaine vient de l'information de terrain de l'auteur et sera documentée par l'observation réelle.</w:t>
       </w:r>
     </w:p>
@@ -313,7 +347,7 @@
           <w:sz w:val="22"/>
           <w:szCs w:val="22"/>
         </w:rPr>
-        <w:t xml:space="preserve">Références 72 à 92, ajoutées pendant la rédaction : les articles indexés ont été vérifiés dans PubMed le 2 octobre 2026 (auteurs, revue, volume, pages, DOI) ; restent à vérifier sur pièce les ouvrages et rapports (Lipsky, Marmot, directives du RBC de 2021) et le rapport final de l'EDS 2025, dont les chiffres ont été relevés par l'API du programme DHS. Une affirmation antérieure attribuée à Rurangirwa et al. (2018), absente de l'article, a été retirée.</w:t>
+        <w:t xml:space="preserve">Références 72 à 94, ajoutées pendant la rédaction : les articles indexés ont été vérifiés dans PubMed le 2 octobre 2026 (auteurs, revue, volume, pages, DOI) ; restent à vérifier sur pièce les ouvrages et rapports (Lipsky, Marmot, directives du RBC de 2021) et le rapport final de l'EDS 2025, dont les chiffres ont été relevés par l'API du programme DHS. Une affirmation antérieure attribuée à Rurangirwa et al. (2018), absente de l'article, a été retirée.</w:t>
       </w:r>
     </w:p>
     <w:p>

--- a/memoire-ngoma/livrables/Liste_de_controle_avant_depot.docx
+++ b/memoire-ngoma/livrables/Liste_de_controle_avant_depot.docx
@@ -13,7 +13,7 @@
     </w:p>
     <w:p>
       <w:pPr>
-        <w:spacing w:after="140"/>
+        <w:spacing w:after="80"/>
         <w:jc w:val="both"/>
       </w:pPr>
       <w:r>
@@ -211,7 +211,7 @@
           <w:sz w:val="22"/>
           <w:szCs w:val="22"/>
         </w:rPr>
-        <w:t xml:space="preserve">Glycémie capillaire faite à toutes les femmes à la première CPN, au glucomètre de la CPN, dans tous les centres, sauf les jours de rupture de bandelettes, de panne ou d'absence d'un prestataire formé : réalité de terrain rapportée par l'auteur, intégrée aux données d'entraînement. Aucune source publiée consultée ne la décrit : Schmidt et al. (2021) indiquent seulement que le diabète figure parmi les affections recherchées chez toutes à la première CPN au registre de maternité ; Meharry et al. (2019) écrivent que le dépistage du diabète gestationnel n'est pas systématique ; les directives nationales de CPN (RBC, 2021), selon les résumés consultés, décrivent un dépistage par bandelette urinaire orienté par les facteurs de risque. La phrase de la discussion qui le dit (§ 6.2.1) est à vérifier sur le texte des directives, et la pratique à documenter par l'observation réelle (rubrique B bis) ; chercher une note ou circulaire du RBC qui l'aurait instaurée.</w:t>
+        <w:t xml:space="preserve">Glycémie de la première CPN demandée par la CPN pour toutes les femmes et réalisée par le laboratoire ; en urgence, glucomètre propre à la CPN quand il existe, sinon appel au laborantin ou passage de la femme au laboratoire ; test interrompu par les ruptures de bandelettes, les pannes et l'absence du laborantin : réalités de terrain rapportées par l'auteur, intégrées aux données d'entraînement. Aucune source publiée consultée ne les décrit : Schmidt et al. (2021) indiquent seulement que le diabète figure parmi les affections recherchées chez toutes à la première CPN au registre de maternité ; Meharry et al. (2019) écrivent que le dépistage du diabète gestationnel n'est pas systématique ; les directives nationales de CPN (RBC, 2021), selon les résumés consultés, décrivent un dépistage par bandelette urinaire orienté par les facteurs de risque. La phrase de la discussion qui le dit (§ 6.2.1) est à vérifier sur le texte des directives, et la pratique à documenter par l'observation réelle (rubrique B bis) ; chercher une note ou circulaire du RBC qui l'aurait instaurée.</w:t>
       </w:r>
     </w:p>
     <w:p>
@@ -245,41 +245,41 @@
           <w:sz w:val="22"/>
           <w:szCs w:val="22"/>
         </w:rPr>
-        <w:t xml:space="preserve">Mise en forme appliquée à tout le document (Times New Roman 14, interligne 1,5, marges de 2,5 cm et 3 cm à gauche), pages liminaires, listes des tableaux et des figures (chacune sur sa page), références et annexes comprises ; seuls le contenu des tableaux (11 pt, interligne simple), les mentions de source (11 pt) et les citations longues en retrait (12 pt, interligne simple) font exception : à confronter au document des règles de rédaction de l'ENATSE.</w:t>
-      </w:r>
-    </w:p>
-    <w:p>
-      <w:pPr>
-        <w:pStyle w:val="ListParagraph"/>
-        <w:numPr>
-          <w:ilvl w:val="0"/>
-          <w:numId w:val="1"/>
-        </w:numPr>
-        <w:spacing w:after="80"/>
-      </w:pPr>
-      <w:r>
-        <w:rPr>
-          <w:sz w:val="22"/>
-          <w:szCs w:val="22"/>
-        </w:rPr>
-        <w:t xml:space="preserve">Limite de 70 pages : le corps du mémoire (de l’introduction à la conclusion) compte 48 pages ; le document entier, de la page de garde à l’abstract, en compte 89 depuis que les références et les annexes sont en 14 pt à interligne 1,5. Vérifier si la limite de l'ENATSE porte sur le corps du texte ou sur le document entier. Pour tenir le corps court, 31 paragraphes des chapitres 1 à 4 du protocole ne sont pas repris (liste CONDENSATION dans faire-memoire.mjs), les méthodes telles que conduites (§ 4.2.5 à 4.2.7) sont résumées et le tableau de cohérence (annexe 8 du protocole) n'est pas reproduit : à valider avec la direction de mémoire.</w:t>
-      </w:r>
-    </w:p>
-    <w:p>
-      <w:pPr>
-        <w:pStyle w:val="ListParagraph"/>
-        <w:numPr>
-          <w:ilvl w:val="0"/>
-          <w:numId w:val="1"/>
-        </w:numPr>
-        <w:spacing w:after="80"/>
-      </w:pPr>
-      <w:r>
-        <w:rPr>
-          <w:sz w:val="22"/>
-          <w:szCs w:val="22"/>
-        </w:rPr>
-        <w:t xml:space="preserve">Entretiens sans enregistrement audio : le § 4.2.6 du mémoire décrit la prise de notes ; les annexes du protocole reprises dans le mémoire (guide d'entretien, formulaire de consentement avec la case « enregistrement audio », engagement de confidentialité du transcripteur) restent à adapter, ainsi que le mémo QualiCode sur la fidélité des transcriptions.</w:t>
+        <w:t xml:space="preserve">Mise en forme appliquée à tout le document (Times New Roman 14, interligne 1,5, marges de 2,5 cm et 3 cm à gauche), pages liminaires, listes des tableaux et des figures (chacune sur sa page), références et annexes comprises ; seuls le contenu des tableaux (11 pt, interligne simple), les mentions de source (11 pt), les citations longues en retrait (12 pt, interligne simple) et la liste des références (14 pt, interligne simple dans une référence) font exception : à confronter au document des règles de rédaction de l'ENATSE.</w:t>
+      </w:r>
+    </w:p>
+    <w:p>
+      <w:pPr>
+        <w:pStyle w:val="ListParagraph"/>
+        <w:numPr>
+          <w:ilvl w:val="0"/>
+          <w:numId w:val="1"/>
+        </w:numPr>
+        <w:spacing w:after="80"/>
+      </w:pPr>
+      <w:r>
+        <w:rPr>
+          <w:sz w:val="22"/>
+          <w:szCs w:val="22"/>
+        </w:rPr>
+        <w:t xml:space="preserve">Limite de 72 pages : le mémoire complet en compte 72, de la page de garde à l'abstract, annexes comprises (corps de l'introduction à la conclusion : 37 pages). Pour y tenir, 47 paragraphes et 3 intertitres des chapitres 1 à 3 du protocole ne sont pas repris ou sont résumés (listes CONDENSATION et TITRES_CONDENSES dans faire-memoire.mjs), les méthodes telles que conduites (§ 4.2.5 à 4.2.7), les résultats et la discussion sont resserrés, le tableau des jugements d'équité n'est plus reproduit (ses effectifs figurent dans le texte), et le tableau de cohérence (annexe 8 du protocole) n'est pas reproduit : à valider avec la direction de mémoire.</w:t>
+      </w:r>
+    </w:p>
+    <w:p>
+      <w:pPr>
+        <w:pStyle w:val="ListParagraph"/>
+        <w:numPr>
+          <w:ilvl w:val="0"/>
+          <w:numId w:val="1"/>
+        </w:numPr>
+        <w:spacing w:after="80"/>
+      </w:pPr>
+      <w:r>
+        <w:rPr>
+          <w:sz w:val="22"/>
+          <w:szCs w:val="22"/>
+        </w:rPr>
+        <w:t xml:space="preserve">Entretiens sans enregistrement audio : le § 4.2.6 du mémoire décrit la prise de notes, et les annexes reprises dans le mémoire (guide d'entretien, formulaire de consentement, engagement de confidentialité) ont été adaptées (plus de case « enregistrement audio » ni de transcripteur) ; reporter ces adaptations dans le protocole et dans les formulaires réellement signés, ainsi que dans le mémo QualiCode sur la fidélité des notes.</w:t>
       </w:r>
     </w:p>
     <w:p>
@@ -912,7 +912,7 @@
     <w:next w:val="Bibliographie"/>
     <w:qFormat/>
     <w:pPr>
-      <w:spacing w:after="60" w:line="360" w:lineRule="auto"/>
+      <w:spacing w:after="60" w:line="240" w:lineRule="auto"/>
       <w:ind w:left="567" w:hanging="567"/>
       <w:jc w:val="left"/>
     </w:pPr>

--- a/memoire-ngoma/livrables/Liste_de_controle_avant_depot.docx
+++ b/memoire-ngoma/livrables/Liste_de_controle_avant_depot.docx
@@ -211,7 +211,7 @@
           <w:sz w:val="22"/>
           <w:szCs w:val="22"/>
         </w:rPr>
-        <w:t xml:space="preserve">Glycémie de la première CPN demandée par la CPN pour toutes les femmes et réalisée par le laboratoire ; en urgence, glucomètre propre à la CPN quand il existe, sinon appel au laborantin ou passage de la femme au laboratoire ; test interrompu par les ruptures de bandelettes, les pannes et l'absence du laborantin : réalités de terrain rapportées par l'auteur, intégrées aux données d'entraînement. Aucune source publiée consultée ne les décrit : Schmidt et al. (2021) indiquent seulement que le diabète figure parmi les affections recherchées chez toutes à la première CPN au registre de maternité ; Meharry et al. (2019) écrivent que le dépistage du diabète gestationnel n'est pas systématique ; les directives nationales de CPN (RBC, 2021), selon les résumés consultés, décrivent un dépistage par bandelette urinaire orienté par les facteurs de risque. La phrase de la discussion qui le dit (§ 6.2.1) est à vérifier sur le texte des directives, et la pratique à documenter par l'observation réelle (rubrique B bis) ; chercher une note ou circulaire du RBC qui l'aurait instaurée.</w:t>
+        <w:t xml:space="preserve">Glycémie de la première CPN demandée par la CPN pour toutes les femmes et réalisée par le laboratoire ; en urgence, glucomètre propre à la CPN quand il existe, sinon appel au laborantin ou passage de la femme au laboratoire ; test interrompu par les ruptures de bandelettes, les pannes, l'absence du laborantin ou l'arrêt des prélèvements à midi : réalités de terrain rapportées par l'auteur, intégrées aux données d'entraînement. Aucune source publiée consultée ne les décrit : Schmidt et al. (2021) indiquent seulement que le diabète figure parmi les affections recherchées chez toutes à la première CPN au registre de maternité ; Meharry et al. (2019) écrivent que le dépistage du diabète gestationnel n'est pas systématique ; les directives nationales de CPN (RBC, 2021), selon les résumés consultés, décrivent un dépistage par bandelette urinaire orienté par les facteurs de risque. La phrase de la discussion qui le dit (§ 6.2.1) est à vérifier sur le texte des directives, et la pratique à documenter par l'observation réelle (rubrique B bis) ; chercher une note ou circulaire du RBC qui l'aurait instaurée.</w:t>
       </w:r>
     </w:p>
     <w:p>

--- a/memoire-ngoma/livrables/Liste_de_controle_avant_depot.docx
+++ b/memoire-ngoma/livrables/Liste_de_controle_avant_depot.docx
@@ -211,6 +211,23 @@
           <w:sz w:val="22"/>
           <w:szCs w:val="22"/>
         </w:rPr>
+        <w:t xml:space="preserve">Périmètre de la CPN : la phrase du protocole « la consultation prénatale n'est assurée qu'au niveau des centres de santé ; les postes de santé n'en dispensent pas et l'hôpital n'organise pas de service prénatal [21] » n'a pu être confirmée par aucune source ; la référence [21] (page « Overview » du site de l'hôpital de Kibungo) était inaccessible le 3 octobre 2026. Le mémoire écrit désormais, d'après Mulungi et al. (2023, texte intégral vérifié dans PubMed), que la CPN de base est offerte dans les centres et les postes de santé, et que l'étude porte sur les centres de santé. Corriger le protocole dans le même sens ; vérifier aussi, sur la page de l'hôpital ou auprès du district, la capacité de 312 lits citée au § 4.1.2 avec la même référence [21].</w:t>
+      </w:r>
+    </w:p>
+    <w:p>
+      <w:pPr>
+        <w:pStyle w:val="ListParagraph"/>
+        <w:numPr>
+          <w:ilvl w:val="0"/>
+          <w:numId w:val="1"/>
+        </w:numPr>
+        <w:spacing w:after="80"/>
+      </w:pPr>
+      <w:r>
+        <w:rPr>
+          <w:sz w:val="22"/>
+          <w:szCs w:val="22"/>
+        </w:rPr>
         <w:t xml:space="preserve">Glycémie de la première CPN demandée par la CPN pour toutes les femmes et réalisée par le laboratoire ; en urgence, glucomètre propre à la CPN quand il existe, sinon appel au laborantin ou passage de la femme au laboratoire ; test interrompu par les ruptures de bandelettes, les pannes, l'absence du laborantin ou l'arrêt des prélèvements à midi : réalités de terrain rapportées par l'auteur, intégrées aux données d'entraînement. Aucune source publiée consultée ne les décrit : Schmidt et al. (2021) indiquent seulement que le diabète figure parmi les affections recherchées chez toutes à la première CPN au registre de maternité ; Meharry et al. (2019) écrivent que le dépistage du diabète gestationnel n'est pas systématique ; les directives nationales de CPN (RBC, 2021), selon les résumés consultés, décrivent un dépistage par bandelette urinaire orienté par les facteurs de risque. La phrase de la discussion qui le dit (§ 6.2.1) est à vérifier sur le texte des directives, et la pratique à documenter par l'observation réelle (rubrique B bis) ; chercher une note ou circulaire du RBC qui l'aurait instaurée.</w:t>
       </w:r>
     </w:p>
@@ -347,7 +364,7 @@
           <w:sz w:val="22"/>
           <w:szCs w:val="22"/>
         </w:rPr>
-        <w:t xml:space="preserve">Références 72 à 94, ajoutées pendant la rédaction : les articles indexés ont été vérifiés dans PubMed le 2 octobre 2026 (auteurs, revue, volume, pages, DOI) ; restent à vérifier sur pièce les ouvrages et rapports (Lipsky, Marmot, directives du RBC de 2021) et le rapport final de l'EDS 2025, dont les chiffres ont été relevés par l'API du programme DHS. Une affirmation antérieure attribuée à Rurangirwa et al. (2018), absente de l'article, a été retirée.</w:t>
+        <w:t xml:space="preserve">Références 72 à 95, ajoutées pendant la rédaction : les articles indexés ont été vérifiés dans PubMed le 2 octobre 2026 (auteurs, revue, volume, pages, DOI) ; restent à vérifier sur pièce les ouvrages et rapports (Lipsky, Marmot, directives du RBC de 2021) et le rapport final de l'EDS 2025, dont les chiffres ont été relevés par l'API du programme DHS. Une affirmation antérieure attribuée à Rurangirwa et al. (2018), absente de l'article, a été retirée.</w:t>
       </w:r>
     </w:p>
     <w:p>
@@ -912,7 +929,7 @@
     <w:next w:val="Bibliographie"/>
     <w:qFormat/>
     <w:pPr>
-      <w:spacing w:after="60" w:line="240" w:lineRule="auto"/>
+      <w:spacing w:after="20" w:line="240" w:lineRule="auto"/>
       <w:ind w:left="567" w:hanging="567"/>
       <w:jc w:val="left"/>
     </w:pPr>

--- a/memoire-ngoma/livrables/Liste_de_controle_avant_depot.docx
+++ b/memoire-ngoma/livrables/Liste_de_controle_avant_depot.docx
@@ -212,6 +212,23 @@
           <w:szCs w:val="22"/>
         </w:rPr>
         <w:t xml:space="preserve">Périmètre de la CPN : la phrase du protocole « la consultation prénatale n'est assurée qu'au niveau des centres de santé ; les postes de santé n'en dispensent pas et l'hôpital n'organise pas de service prénatal [21] » n'a pu être confirmée par aucune source ; la référence [21] (page « Overview » du site de l'hôpital de Kibungo) était inaccessible le 3 octobre 2026. Le mémoire écrit désormais, d'après Mulungi et al. (2023, texte intégral vérifié dans PubMed), que la CPN de base est offerte dans les centres et les postes de santé, et que l'étude porte sur les centres de santé. Corriger le protocole dans le même sens ; vérifier aussi, sur la page de l'hôpital ou auprès du district, la capacité de 312 lits citée au § 4.1.2 avec la même référence [21].</w:t>
+      </w:r>
+    </w:p>
+    <w:p>
+      <w:pPr>
+        <w:pStyle w:val="ListParagraph"/>
+        <w:numPr>
+          <w:ilvl w:val="0"/>
+          <w:numId w:val="1"/>
+        </w:numPr>
+        <w:spacing w:after="80"/>
+      </w:pPr>
+      <w:r>
+        <w:rPr>
+          <w:sz w:val="22"/>
+          <w:szCs w:val="22"/>
+        </w:rPr>
+        <w:t xml:space="preserve">Centres nommés dans le mémoire (décision de l'auteur du 3 octobre 2026) : le § 4.1.2 nomme les seize centres de santé du district (Gasetsa, Gashanda, Giraneza, Jarama, Karembo, Kazo, Kibungo, Kigina, Kirwa, Mutenderi, Nkanga, Nyange, Remera, Rubona, Rukira, Zaza), liste fournie par l'auteur (Gashanda : ancien poste devenu centre de santé, selon l'auteur), sans qu'aucun résultat, citation ou code y soit rattaché. Reporter dans le protocole : § 4.1.2 (liste des centres) ; annexe 1, introduction de l'entretien (« votre nom ne figurera dans aucun de mes documents, et aucun de vos propos ne sera rattaché au nom de votre centre ») ; annexe 4, point 6 (le mémoire nomme les centres, sans y rattacher de résultat). Faire valider ces modifications par la direction de mémoire et le comité d'éthique avant la collecte, et confirmer la liste par écrit auprès de la Direction de la santé du district.</w:t>
       </w:r>
     </w:p>
     <w:p>

--- a/memoire-ngoma/livrables/Liste_de_controle_avant_depot.docx
+++ b/memoire-ngoma/livrables/Liste_de_controle_avant_depot.docx
@@ -177,58 +177,41 @@
           <w:sz w:val="22"/>
           <w:szCs w:val="22"/>
         </w:rPr>
-        <w:t xml:space="preserve">Annexe 1 (guide d'entretien) : la numérotation passe de la section 5 à la section 7 dans le protocole ; corriger ou expliquer.</w:t>
-      </w:r>
-    </w:p>
-    <w:p>
-      <w:pPr>
-        <w:pStyle w:val="ListParagraph"/>
-        <w:numPr>
-          <w:ilvl w:val="0"/>
-          <w:numId w:val="1"/>
-        </w:numPr>
-        <w:spacing w:after="80"/>
-      </w:pPr>
-      <w:r>
-        <w:rPr>
-          <w:sz w:val="22"/>
-          <w:szCs w:val="22"/>
-        </w:rPr>
-        <w:t xml:space="preserve">Protocole : passer de seize à quinze centres (§ 4.2.2.2 et § 4.2.3.2) et préciser que le pré-test a lieu dans le seizième centre, exclu de l'échantillon — déjà fait dans le mémoire, à reporter dans le protocole.</w:t>
-      </w:r>
-    </w:p>
-    <w:p>
-      <w:pPr>
-        <w:pStyle w:val="ListParagraph"/>
-        <w:numPr>
-          <w:ilvl w:val="0"/>
-          <w:numId w:val="1"/>
-        </w:numPr>
-        <w:spacing w:after="80"/>
-      </w:pPr>
-      <w:r>
-        <w:rPr>
-          <w:sz w:val="22"/>
-          <w:szCs w:val="22"/>
-        </w:rPr>
-        <w:t xml:space="preserve">Périmètre de la CPN : la phrase du protocole « la consultation prénatale n'est assurée qu'au niveau des centres de santé ; les postes de santé n'en dispensent pas et l'hôpital n'organise pas de service prénatal [21] » n'a pu être confirmée par aucune source ; la référence [21] (page « Overview » du site de l'hôpital de Kibungo) était inaccessible le 3 octobre 2026. Le mémoire écrit désormais, d'après Mulungi et al. (2023, texte intégral vérifié dans PubMed), que la CPN de base est offerte dans les centres et les postes de santé, et que l'étude porte sur les centres de santé. Corriger le protocole dans le même sens ; vérifier aussi, sur la page de l'hôpital ou auprès du district, la capacité de 312 lits citée au § 4.1.2 avec la même référence [21].</w:t>
-      </w:r>
-    </w:p>
-    <w:p>
-      <w:pPr>
-        <w:pStyle w:val="ListParagraph"/>
-        <w:numPr>
-          <w:ilvl w:val="0"/>
-          <w:numId w:val="1"/>
-        </w:numPr>
-        <w:spacing w:after="80"/>
-      </w:pPr>
-      <w:r>
-        <w:rPr>
-          <w:sz w:val="22"/>
-          <w:szCs w:val="22"/>
-        </w:rPr>
-        <w:t xml:space="preserve">Centres nommés dans le mémoire (décision de l'auteur du 3 octobre 2026) : le § 4.1.2 nomme les seize centres de santé du district (Gasetsa, Gashanda, Giraneza, Jarama, Karembo, Kazo, Kibungo, Kigina, Kirwa, Mutenderi, Nkanga, Nyange, Remera, Rubona, Rukira, Zaza), liste fournie par l'auteur (Gashanda : ancien poste devenu centre de santé, selon l'auteur), sans qu'aucun résultat, citation ou code y soit rattaché. Reporter dans le protocole : § 4.1.2 (liste des centres) ; annexe 1, introduction de l'entretien (« votre nom ne figurera dans aucun de mes documents, et aucun de vos propos ne sera rattaché au nom de votre centre ») ; annexe 4, point 6 (le mémoire nomme les centres, sans y rattacher de résultat). Faire valider ces modifications par la direction de mémoire et le comité d'éthique avant la collecte, et confirmer la liste par écrit auprès de la Direction de la santé du district.</w:t>
+        <w:t xml:space="preserve">Protocole révisé du 3 octobre 2026 (deux fichiers : avec suivi des modifications, et version propre) : il reporte toutes les décisions déjà intégrées au mémoire (quinze centres retenus et pré-test dans le seizième ; centres nommés ; périmètre de la CPN ; entretiens notés sans enregistrement ni transcripteur ; QualiCode au lieu de NVivo ; rubriques A bis et B bis de la grille ; relances du guide ; carte du NISR ; coquille « capacitances » ; durée de l'entretien harmonisée à soixante minutes, soixante-quinze au plus ; budget ramené à 360 000 RWF) et décrit le circuit de la glycémie en introduction. À soumettre à la direction de mémoire puis au comité d'éthique AVANT toute collecte ; les formulaires signés sur le terrain doivent être ceux du protocole révisé</w:t>
+      </w:r>
+    </w:p>
+    <w:p>
+      <w:pPr>
+        <w:pStyle w:val="ListParagraph"/>
+        <w:numPr>
+          <w:ilvl w:val="0"/>
+          <w:numId w:val="1"/>
+        </w:numPr>
+        <w:spacing w:after="80"/>
+      </w:pPr>
+      <w:r>
+        <w:rPr>
+          <w:sz w:val="22"/>
+          <w:szCs w:val="22"/>
+        </w:rPr>
+        <w:t xml:space="preserve">Périmètre de la CPN : la phrase du protocole initial « la consultation prénatale n'est assurée qu'au niveau des centres de santé ; les postes de santé n'en dispensent pas et l'hôpital n'organise pas de service prénatal [21] » n'a pu être confirmée par aucune source ; le protocole révisé et le mémoire écrivent, d'après Mulungi et al. (2023, texte intégral vérifié dans PubMed, désormais référence 72 du protocole), que la CPN de base est offerte dans les centres et les postes de santé, et que l'étude porte sur les centres de santé. La capacité de 312 lits citée au § 4.1.2 [21] figure sur la page « Overview » du site de l'hôpital de Kibungo (relevée par un moteur de recherche le 3 octobre 2026, la page elle-même étant inaccessible depuis l'outil de rédaction) : la vérifier sur la page</w:t>
+      </w:r>
+    </w:p>
+    <w:p>
+      <w:pPr>
+        <w:pStyle w:val="ListParagraph"/>
+        <w:numPr>
+          <w:ilvl w:val="0"/>
+          <w:numId w:val="1"/>
+        </w:numPr>
+        <w:spacing w:after="80"/>
+      </w:pPr>
+      <w:r>
+        <w:rPr>
+          <w:sz w:val="22"/>
+          <w:szCs w:val="22"/>
+        </w:rPr>
+        <w:t xml:space="preserve">Centres nommés (décision de l'auteur du 3 octobre 2026) : le § 4.1.2 du protocole révisé et du mémoire nomme les seize centres de santé du district (Gasetsa, Gashanda, Giraneza, Jarama, Karembo, Kazo, Kibungo, Kigina, Kirwa, Mutenderi, Nkanga, Nyange, Remera, Rubona, Rukira, Zaza), liste fournie par l'auteur (Gashanda : ancien poste devenu centre de santé, selon l'auteur), sans qu'aucun résultat, citation ou code y soit rattaché ; le guide (introduction) et le consentement (points 6 et 10) sont adaptés. Faire valider par la direction de mémoire et le comité d'éthique, et confirmer la liste par écrit auprès de la Direction de la santé du district (annexe 6, étape 2). Le secteur administratif de chaque centre n'est pas mentionné : seul Gasetsa a été situé en ligne (secteur Remera, cellule Ndekwe, d'après une carte en ligne) ; Kirwa n'est rattaché au secteur Murama que par un résumé de recherche ; les autres sont à confirmer par l'auteur</w:t>
       </w:r>
     </w:p>
     <w:p>
@@ -296,58 +279,58 @@
           <w:sz w:val="22"/>
           <w:szCs w:val="22"/>
         </w:rPr>
-        <w:t xml:space="preserve">Limite de 72 pages : le mémoire complet en compte 72, de la page de garde à l'abstract, annexes comprises (corps de l'introduction à la conclusion : 37 pages). Pour y tenir, 47 paragraphes et 3 intertitres des chapitres 1 à 3 du protocole ne sont pas repris ou sont résumés (listes CONDENSATION et TITRES_CONDENSES dans faire-memoire.mjs), les méthodes telles que conduites (§ 4.2.5 à 4.2.7), les résultats et la discussion sont resserrés, le tableau des jugements d'équité n'est plus reproduit (ses effectifs figurent dans le texte), et le tableau de cohérence (annexe 8 du protocole) n'est pas reproduit : à valider avec la direction de mémoire.</w:t>
-      </w:r>
-    </w:p>
-    <w:p>
-      <w:pPr>
-        <w:pStyle w:val="ListParagraph"/>
-        <w:numPr>
-          <w:ilvl w:val="0"/>
-          <w:numId w:val="1"/>
-        </w:numPr>
-        <w:spacing w:after="80"/>
-      </w:pPr>
-      <w:r>
-        <w:rPr>
-          <w:sz w:val="22"/>
-          <w:szCs w:val="22"/>
-        </w:rPr>
-        <w:t xml:space="preserve">Entretiens sans enregistrement audio : le § 4.2.6 du mémoire décrit la prise de notes, et les annexes reprises dans le mémoire (guide d'entretien, formulaire de consentement, engagement de confidentialité) ont été adaptées (plus de case « enregistrement audio » ni de transcripteur) ; reporter ces adaptations dans le protocole et dans les formulaires réellement signés, ainsi que dans le mémo QualiCode sur la fidélité des notes.</w:t>
-      </w:r>
-    </w:p>
-    <w:p>
-      <w:pPr>
-        <w:pStyle w:val="ListParagraph"/>
-        <w:numPr>
-          <w:ilvl w:val="0"/>
-          <w:numId w:val="1"/>
-        </w:numPr>
-        <w:spacing w:after="80"/>
-      </w:pPr>
-      <w:r>
-        <w:rPr>
-          <w:sz w:val="22"/>
-          <w:szCs w:val="22"/>
-        </w:rPr>
-        <w:t xml:space="preserve">Rubrique « Glycémie de la première CPN » (B bis : faite ou non, motif, rattrapage) ajoutée à la grille d'observation (annexe 2) : écart au protocole à faire valider.</w:t>
-      </w:r>
-    </w:p>
-    <w:p>
-      <w:pPr>
-        <w:pStyle w:val="ListParagraph"/>
-        <w:numPr>
-          <w:ilvl w:val="0"/>
-          <w:numId w:val="1"/>
-        </w:numPr>
-        <w:spacing w:after="80"/>
-      </w:pPr>
-      <w:r>
-        <w:rPr>
-          <w:sz w:val="22"/>
-          <w:szCs w:val="22"/>
-        </w:rPr>
-        <w:t xml:space="preserve">Rubrique « Séance d'éducation collective » ajoutée à la grille d'observation (annexe 2) : écart au protocole à faire valider ; la fréquence de deux à trois séances par semaine vient de l'information de terrain de l'auteur et sera documentée par l'observation réelle.</w:t>
+        <w:t xml:space="preserve">Limite de 72 pages : le mémoire complet en compte 72, de la page de garde à l'abstract, annexes comprises (corps de l'introduction à la conclusion : 37 pages). Pour y tenir, 47 paragraphes et 3 intertitres des chapitres 1 à 3 du protocole ne sont pas repris ou sont résumés (listes CONDENSATION et TITRES_CONDENSES dans faire-memoire.mjs), les méthodes telles que conduites (§ 4.2.5 à 4.2.7), les résultats et la discussion sont resserrés, le tableau des jugements d'équité n'est plus reproduit (ses effectifs figurent dans le texte), et ni le tableau de cohérence (annexe 8 du protocole) ni le modèle d'engagement de confidentialité (annexe 7 du protocole, auquel le consentement renvoie) ne sont reproduits : à valider avec la direction de mémoire.</w:t>
+      </w:r>
+    </w:p>
+    <w:p>
+      <w:pPr>
+        <w:pStyle w:val="ListParagraph"/>
+        <w:numPr>
+          <w:ilvl w:val="0"/>
+          <w:numId w:val="1"/>
+        </w:numPr>
+        <w:spacing w:after="80"/>
+      </w:pPr>
+      <w:r>
+        <w:rPr>
+          <w:sz w:val="22"/>
+          <w:szCs w:val="22"/>
+        </w:rPr>
+        <w:t xml:space="preserve">Entretiens sans enregistrement audio : décrits au § 4.2.5-4.2.7 du protocole révisé et du mémoire ; guide, consentement, engagement de confidentialité, registre des consentements, projet QualiCode (mémo de fidélité des notes) et kit de terrain sont adaptés (plus d'enregistreur, de transcripteur ni d'accord d'enregistrement). Une troisième limite (perte du verbatim) est ajoutée au § 4.2.6 du protocole</w:t>
+      </w:r>
+    </w:p>
+    <w:p>
+      <w:pPr>
+        <w:pStyle w:val="ListParagraph"/>
+        <w:numPr>
+          <w:ilvl w:val="0"/>
+          <w:numId w:val="1"/>
+        </w:numPr>
+        <w:spacing w:after="80"/>
+      </w:pPr>
+      <w:r>
+        <w:rPr>
+          <w:sz w:val="22"/>
+          <w:szCs w:val="22"/>
+        </w:rPr>
+        <w:t xml:space="preserve">Rubrique « Glycémie de la première CPN » (B bis : faite ou non, motif, rattrapage, données de service sans relevé nominatif) : inscrite dans la grille d'observation du protocole révisé (annexe 2) ; à faire valider</w:t>
+      </w:r>
+    </w:p>
+    <w:p>
+      <w:pPr>
+        <w:pStyle w:val="ListParagraph"/>
+        <w:numPr>
+          <w:ilvl w:val="0"/>
+          <w:numId w:val="1"/>
+        </w:numPr>
+        <w:spacing w:after="80"/>
+      </w:pPr>
+      <w:r>
+        <w:rPr>
+          <w:sz w:val="22"/>
+          <w:szCs w:val="22"/>
+        </w:rPr>
+        <w:t xml:space="preserve">Rubrique « Séance d'éducation collective » (A bis) : inscrite dans la grille du protocole révisé, avec une garde éthique ajoutée au § 4.2.7 et dans l'annexe 2 (observée seulement avec l'accord de l'animateur, les femmes présentes en étant informées oralement, sans aucune donnée sur elles) ; à faire valider par le comité d'éthique, qui peut exiger davantage ; la fréquence de deux à trois séances par semaine vient de l'information de terrain de l'auteur et sera documentée par l'observation réelle</w:t>
       </w:r>
     </w:p>
     <w:p>
@@ -381,7 +364,7 @@
           <w:sz w:val="22"/>
           <w:szCs w:val="22"/>
         </w:rPr>
-        <w:t xml:space="preserve">Références 72 à 95, ajoutées pendant la rédaction : les articles indexés ont été vérifiés dans PubMed le 2 octobre 2026 (auteurs, revue, volume, pages, DOI) ; restent à vérifier sur pièce les ouvrages et rapports (Lipsky, Marmot, directives du RBC de 2021) et le rapport final de l'EDS 2025, dont les chiffres ont été relevés par l'API du programme DHS. Une affirmation antérieure attribuée à Rurangirwa et al. (2018), absente de l'article, a été retirée.</w:t>
+        <w:t xml:space="preserve">Références 73 à 95, ajoutées pendant la rédaction : les articles indexés ont été vérifiés dans PubMed le 2 octobre 2026 (auteurs, revue, volume, pages, DOI) ; restent à vérifier sur pièce les ouvrages et rapports (Lipsky, Marmot, directives du RBC de 2021) et le rapport final de l'EDS 2025, dont les chiffres ont été relevés par l'API du programme DHS. Une affirmation antérieure attribuée à Rurangirwa et al. (2018), absente de l'article, a été retirée.</w:t>
       </w:r>
     </w:p>
     <w:p>
@@ -449,23 +432,6 @@
           <w:sz w:val="22"/>
           <w:szCs w:val="22"/>
         </w:rPr>
-        <w:t xml:space="preserve">Objectif spécifique 1 du protocole : « information capacitances » est une coquille pour « information capacitante » (corrigée dans le rapport et le mémoire, à corriger dans le protocole).</w:t>
-      </w:r>
-    </w:p>
-    <w:p>
-      <w:pPr>
-        <w:pStyle w:val="ListParagraph"/>
-        <w:numPr>
-          <w:ilvl w:val="0"/>
-          <w:numId w:val="1"/>
-        </w:numPr>
-        <w:spacing w:after="80"/>
-      </w:pPr>
-      <w:r>
-        <w:rPr>
-          <w:sz w:val="22"/>
-          <w:szCs w:val="22"/>
-        </w:rPr>
         <w:t xml:space="preserve">Figure 3 (cadre conceptuel révisé) : proposition issue des résultats de l'entraînement ; avec les données réelles, le cadre révisé sera à reconstruire à partir des codes inductifs réels.</w:t>
       </w:r>
     </w:p>
@@ -483,7 +449,24 @@
           <w:sz w:val="22"/>
           <w:szCs w:val="22"/>
         </w:rPr>
-        <w:t xml:space="preserve">Écart au protocole (QualiCode au lieu de NVivo, § 4.2.6) : à faire valider par la direction de mémoire.</w:t>
+        <w:t xml:space="preserve">QualiCode au lieu de NVivo (§ 4.2.6 et budget du protocole révisé ; QualiCode en accès libre jusqu'au 31 décembre 2027) : à faire valider par la direction de mémoire</w:t>
+      </w:r>
+    </w:p>
+    <w:p>
+      <w:pPr>
+        <w:pStyle w:val="ListParagraph"/>
+        <w:numPr>
+          <w:ilvl w:val="0"/>
+          <w:numId w:val="1"/>
+        </w:numPr>
+        <w:spacing w:after="80"/>
+      </w:pPr>
+      <w:r>
+        <w:rPr>
+          <w:sz w:val="22"/>
+          <w:szCs w:val="22"/>
+        </w:rPr>
+        <w:t xml:space="preserve">Période de collecte (§ 4.2.5.3 du protocole : 11 août au 30 septembre 2026) et chronogramme : dates à actualiser selon la date réelle des approbations, la collecte ne pouvant commencer qu'après elles.</w:t>
       </w:r>
     </w:p>
     <w:p>

--- a/memoire-ngoma/livrables/Liste_de_controle_avant_depot.docx
+++ b/memoire-ngoma/livrables/Liste_de_controle_avant_depot.docx
@@ -177,7 +177,7 @@
           <w:sz w:val="22"/>
           <w:szCs w:val="22"/>
         </w:rPr>
-        <w:t xml:space="preserve">Protocole révisé du 3 octobre 2026 (deux fichiers : avec suivi des modifications, et version propre) : il reporte toutes les décisions déjà intégrées au mémoire (quinze centres retenus et pré-test dans le seizième ; centres nommés ; périmètre de la CPN ; entretiens notés sans enregistrement ni transcripteur ; QualiCode au lieu de NVivo ; rubriques A bis et B bis de la grille ; relances du guide ; carte du NISR ; coquille « capacitances » ; durée de l'entretien harmonisée à soixante minutes, soixante-quinze au plus ; budget ramené à 360 000 RWF) et décrit le circuit de la glycémie en introduction. À soumettre à la direction de mémoire puis au comité d'éthique AVANT toute collecte ; les formulaires signés sur le terrain doivent être ceux du protocole révisé</w:t>
+        <w:t xml:space="preserve">Protocole révisé du 3 octobre 2026 (deux fichiers : avec suivi des modifications, et version propre) : il reporte toutes les décisions déjà intégrées au mémoire (quinze centres retenus et pré-test dans le seizième ; centres nommés ; périmètre de la CPN ; entretiens notés sans enregistrement ni transcripteur ; rubriques A bis et B bis de la grille ; relances du guide ; carte du NISR ; coquille « capacitances » ; durée de l'entretien harmonisée à soixante minutes, soixante-quinze au plus ; budget ramené à 410 000 RWF (enregistreur et transcription retirés ; licence NVivo maintenue)) et décrit le circuit de la glycémie en introduction. À soumettre à la direction de mémoire puis au comité d'éthique AVANT toute collecte ; les formulaires signés sur le terrain doivent être ceux du protocole révisé</w:t>
       </w:r>
     </w:p>
     <w:p>
@@ -211,7 +211,7 @@
           <w:sz w:val="22"/>
           <w:szCs w:val="22"/>
         </w:rPr>
-        <w:t xml:space="preserve">Centres nommés (décision de l'auteur du 3 octobre 2026) : le § 4.1.2 du protocole révisé et du mémoire nomme les seize centres de santé du district (Gasetsa, Gashanda, Giraneza, Jarama, Karembo, Kazo, Kibungo, Kigina, Kirwa, Mutenderi, Nkanga, Nyange, Remera, Rubona, Rukira, Zaza), liste fournie par l'auteur (Gashanda : ancien poste devenu centre de santé, selon l'auteur), sans qu'aucun résultat, citation ou code y soit rattaché ; le guide (introduction) et le consentement (points 6 et 10) sont adaptés. Faire valider par la direction de mémoire et le comité d'éthique, et confirmer la liste par écrit auprès de la Direction de la santé du district (annexe 6, étape 2). Le secteur administratif de chaque centre n'est pas mentionné : seul Gasetsa a été situé en ligne (secteur Remera, cellule Ndekwe, d'après une carte en ligne) ; Kirwa n'est rattaché au secteur Murama que par un résumé de recherche ; les autres sont à confirmer par l'auteur</w:t>
+        <w:t xml:space="preserve">Centres nommés (décision de l'auteur du 3 octobre 2026) : le § 4.1.2 du protocole révisé et du mémoire nomme les seize centres de santé du district (Gasetsa, Gashanda, Giraneza, Jarama, Karembo, Kazo, Kibungo, Kigina, Kirwa, Mutenderi, Nkanga, Nyange, Remera, Rubona, Rukira, Zaza), liste fournie par l'auteur (Gashanda : ancien poste devenu centre de santé, selon l'auteur), sans qu'aucun résultat, citation ou code y soit rattaché ; le guide (introduction) et le consentement (points 6 et 10) sont adaptés. Faire valider par la direction de mémoire et le comité d'éthique, et confirmer la liste par écrit auprès de la Direction de la santé du district (annexe 6, étape 2). Les centres sont seulement nommés, sans leur secteur administratif (décision de l'auteur)</w:t>
       </w:r>
     </w:p>
     <w:p>
@@ -296,7 +296,7 @@
           <w:sz w:val="22"/>
           <w:szCs w:val="22"/>
         </w:rPr>
-        <w:t xml:space="preserve">Entretiens sans enregistrement audio : décrits au § 4.2.5-4.2.7 du protocole révisé et du mémoire ; guide, consentement, engagement de confidentialité, registre des consentements, projet QualiCode (mémo de fidélité des notes) et kit de terrain sont adaptés (plus d'enregistreur, de transcripteur ni d'accord d'enregistrement). Une troisième limite (perte du verbatim) est ajoutée au § 4.2.6 du protocole</w:t>
+        <w:t xml:space="preserve">Entretiens sans enregistrement audio : décrits au § 4.2.5-4.2.7 du protocole révisé et du mémoire ; guide, consentement, engagement de confidentialité, registre des consentements, projet d'analyse d'entraînement (mémo de fidélité des notes) et kit de terrain sont adaptés (plus d'enregistreur, de transcripteur ni d'accord d'enregistrement). Une troisième limite (perte du verbatim) est ajoutée au § 4.2.6 du protocole</w:t>
       </w:r>
     </w:p>
     <w:p>
@@ -449,24 +449,24 @@
           <w:sz w:val="22"/>
           <w:szCs w:val="22"/>
         </w:rPr>
-        <w:t xml:space="preserve">QualiCode au lieu de NVivo (§ 4.2.6 et budget du protocole révisé ; QualiCode en accès libre jusqu'au 31 décembre 2027) : à faire valider par la direction de mémoire</w:t>
-      </w:r>
-    </w:p>
-    <w:p>
-      <w:pPr>
-        <w:pStyle w:val="ListParagraph"/>
-        <w:numPr>
-          <w:ilvl w:val="0"/>
-          <w:numId w:val="1"/>
-        </w:numPr>
-        <w:spacing w:after="80"/>
-      </w:pPr>
-      <w:r>
-        <w:rPr>
-          <w:sz w:val="22"/>
-          <w:szCs w:val="22"/>
-        </w:rPr>
         <w:t xml:space="preserve">Période de collecte (§ 4.2.5.3 du protocole : 11 août au 30 septembre 2026) et chronogramme : dates à actualiser selon la date réelle des approbations, la collecte ne pouvant commencer qu'après elles.</w:t>
+      </w:r>
+    </w:p>
+    <w:p>
+      <w:pPr>
+        <w:pStyle w:val="ListParagraph"/>
+        <w:numPr>
+          <w:ilvl w:val="0"/>
+          <w:numId w:val="1"/>
+        </w:numPr>
+        <w:spacing w:after="80"/>
+      </w:pPr>
+      <w:r>
+        <w:rPr>
+          <w:sz w:val="22"/>
+          <w:szCs w:val="22"/>
+        </w:rPr>
+        <w:t xml:space="preserve">Logiciel d'analyse : NVivo, nommé dans le protocole, le mémoire et le rapport (décision de l'auteur : QualiCode, qui fonctionne comme NVivo mais n'a pas d'homologation scientifique, sert à l'entraînement). L'analyse réelle doit donc être conduite dans NVivo, ou le projet y être transféré (export REFI-QDA) avant l'analyse et l'archivage.</w:t>
       </w:r>
     </w:p>
     <w:p>

--- a/memoire-ngoma/livrables/Liste_de_controle_avant_depot.docx
+++ b/memoire-ngoma/livrables/Liste_de_controle_avant_depot.docx
@@ -66,7 +66,7 @@
           <w:sz w:val="22"/>
           <w:szCs w:val="22"/>
         </w:rPr>
-        <w:t xml:space="preserve">Dédicace, et hommages aux membres du jury : à écrire soi-même ; les noms du jury ne sont connus qu'après sa désignation.</w:t>
+        <w:t xml:space="preserve">Dédicace et remerciements personnels : rédigés selon vos choix du 7 octobre 2026, sans aucun nom propre ; à relire, et à compléter si vous souhaitez nommer votre épouse, vos enfants, vos parents ou d'autres proches. Hommages aux membres du jury : à écrire après sa désignation, les noms n'étant connus qu'à ce moment.</w:t>
       </w:r>
     </w:p>
     <w:p>

--- a/memoire-ngoma/livrables/Liste_de_controle_avant_depot.docx
+++ b/memoire-ngoma/livrables/Liste_de_controle_avant_depot.docx
@@ -66,7 +66,7 @@
           <w:sz w:val="22"/>
           <w:szCs w:val="22"/>
         </w:rPr>
-        <w:t xml:space="preserve">Dédicace et remerciements personnels : rédigés selon vos choix du 7 octobre 2026, sans aucun nom propre ; à relire, et à compléter si vous souhaitez nommer votre épouse, vos enfants, vos parents ou d'autres proches. Hommages aux membres du jury : à écrire après sa désignation, les noms n'étant connus qu'à ce moment.</w:t>
+        <w:t xml:space="preserve">Dédicace et remerciements personnels : rédigés selon vos choix du 7 octobre 2026, sans aucun nom propre ; à relire, et à compléter si vous souhaitez nommer votre épouse, vos enfants, vos parents ou d'autres proches (père décédé, mère en vie : précisé par l'auteur le 7 octobre 2026). Hommages aux membres du jury : à écrire après sa désignation, les noms n'étant connus qu'à ce moment.</w:t>
       </w:r>
     </w:p>
     <w:p>

--- a/memoire-ngoma/livrables/Liste_de_controle_avant_depot.docx
+++ b/memoire-ngoma/livrables/Liste_de_controle_avant_depot.docx
@@ -49,23 +49,6 @@
           <w:sz w:val="22"/>
           <w:szCs w:val="22"/>
         </w:rPr>
-        <w:t xml:space="preserve">Liste du personnel de l'École : à recopier depuis la liste officielle de l'ENATSE de l'année du dépôt.</w:t>
-      </w:r>
-    </w:p>
-    <w:p>
-      <w:pPr>
-        <w:pStyle w:val="ListParagraph"/>
-        <w:numPr>
-          <w:ilvl w:val="0"/>
-          <w:numId w:val="1"/>
-        </w:numPr>
-        <w:spacing w:after="80"/>
-      </w:pPr>
-      <w:r>
-        <w:rPr>
-          <w:sz w:val="22"/>
-          <w:szCs w:val="22"/>
-        </w:rPr>
         <w:t xml:space="preserve">Dédicace et remerciements personnels : rédigés selon vos choix du 7 octobre 2026, sans aucun nom propre ; à relire, et à compléter si vous souhaitez nommer votre épouse, vos enfants, vos parents ou d'autres proches (père décédé, mère en vie : précisé par l'auteur le 7 octobre 2026). Hommages aux membres du jury : à écrire après sa désignation, les noms n'étant connus qu'à ce moment.</w:t>
       </w:r>
     </w:p>
@@ -144,6 +127,23 @@
       </w:pPr>
       <w:r>
         <w:t xml:space="preserve">Ce qui reste à vérifier</w:t>
+      </w:r>
+    </w:p>
+    <w:p>
+      <w:pPr>
+        <w:pStyle w:val="ListParagraph"/>
+        <w:numPr>
+          <w:ilvl w:val="0"/>
+          <w:numId w:val="1"/>
+        </w:numPr>
+        <w:spacing w:after="80"/>
+      </w:pPr>
+      <w:r>
+        <w:rPr>
+          <w:sz w:val="22"/>
+          <w:szCs w:val="22"/>
+        </w:rPr>
+        <w:t xml:space="preserve">Liste du personnel de l'École : reprise de la liste officielle du Master transmise par l'auteur (année académique 2024-2025), sur une page, en tableau (11 pt, interligne simple) ; l'intitulé complet de l'École figure sur la page de garde. Vérifier qu'elle est à jour pour l'année du dépôt. Écart à signaler : cette liste indique « Directrice adjointe : Pr Fanny HOUNKPONOU AHOUINGNAN », alors que la page de garde et l'hommage, repris du protocole, la présentent comme « Directrice de l'ENATSE-UP » ; à corriger dans un sens ou dans l'autre selon sa fonction réelle.</w:t>
       </w:r>
     </w:p>
     <w:p>

--- a/memoire-ngoma/livrables/Liste_de_controle_avant_depot.docx
+++ b/memoire-ngoma/livrables/Liste_de_controle_avant_depot.docx
@@ -143,7 +143,7 @@
           <w:sz w:val="22"/>
           <w:szCs w:val="22"/>
         </w:rPr>
-        <w:t xml:space="preserve">Liste du personnel de l'École : reprise de la liste officielle du Master transmise par l'auteur (année académique 2024-2025), sur une page, en tableau (11 pt, interligne simple) ; l'intitulé complet de l'École figure sur la page de garde. Vérifier qu'elle est à jour pour l'année du dépôt. Écart à signaler : cette liste indique « Directrice adjointe : Pr Fanny HOUNKPONOU AHOUINGNAN », alors que la page de garde et l'hommage, repris du protocole, la présentent comme « Directrice de l'ENATSE-UP » ; à corriger dans un sens ou dans l'autre selon sa fonction réelle.</w:t>
+        <w:t xml:space="preserve">Liste du personnel de l'École : reprise de la liste officielle du Master transmise par l'auteur (année académique 2024-2025), sur une page, en tableau (11 pt, interligne simple) ; l'intitulé complet de l'École figure sur la page de garde. Vérifier qu'elle est à jour pour l'année du dépôt. Fonction de la Pr Fanny HOUNKPONOU AHOUINGNAN mise à jour selon l'auteur (7 octobre 2026) : directrice de l'ENATSE, comme sur la page de garde et dans l'hommage ; la ligne « Directeur : Pr Thierry Armel ADOUKONOU » de la liste de juillet 2025 a été retirée (il reste cité parmi les enseignants vacataires).</w:t>
       </w:r>
     </w:p>
     <w:p>
